--- a/livrables/lecons/2026-08-10_lecon-astrologie-karmique_01_cadrage-postulats-auteurs.docx
+++ b/livrables/lecons/2026-08-10_lecon-astrologie-karmique_01_cadrage-postulats-auteurs.docx
@@ -787,7 +787,7 @@
                 <w:sz w:val="20"/>
                 <w:szCs w:val="20"/>
               </w:rPr>
-              <w:t xml:space="preserve">Nombreux ouvrages ; cofondatrice du Centre for Psychological Astrology</w:t>
+              <w:t xml:space="preserve">Saturn: A New Look at an Old Devil, 1976 (ISBN 978-0877283065) ; cofondatrice du Centre for Psychological Astrology</w:t>
             </w:r>
           </w:p>
         </w:tc>
@@ -813,7 +813,7 @@
                 <w:sz w:val="20"/>
                 <w:szCs w:val="20"/>
               </w:rPr>
-              <w:t xml:space="preserve">Croise l'astrologie et la psychologie jungienne. Parle d'archétypes et d'inconscient plutôt que de vies antérieures — le vocabulaire karmique y devient une métaphore psychologique.</w:t>
+              <w:t xml:space="preserve">Docteure en psychologie et analyste jungienne qualifiée, elle croise astrologie et psychologie des profondeurs. Parle d'archétypes et d'inconscient plutôt que de vies antérieures — le vocabulaire karmique y devient une métaphore psychologique. Son Saturne sera repris en leçon 07.</w:t>
             </w:r>
           </w:p>
         </w:tc>
@@ -1316,7 +1316,7 @@
                 <w:sz w:val="20"/>
                 <w:szCs w:val="20"/>
               </w:rPr>
-              <w:t xml:space="preserve">—</w:t>
+              <w:t xml:space="preserve">Aucune observation ne permet de constater — ni d'exclure — la persistance d'une conscience individuelle d'une existence à l'autre.</w:t>
             </w:r>
           </w:p>
         </w:tc>
@@ -1342,7 +1342,7 @@
                 <w:sz w:val="20"/>
                 <w:szCs w:val="20"/>
               </w:rPr>
-              <w:t xml:space="preserve">Karma et réincarnation, postulats fondateurs du courant.</w:t>
+              <w:t xml:space="preserve">Karma et réincarnation : les postulats fondateurs du courant, posés au départ et non déduits d'un constat.</w:t>
             </w:r>
           </w:p>
         </w:tc>
@@ -1368,7 +1368,7 @@
                 <w:sz w:val="20"/>
                 <w:szCs w:val="20"/>
               </w:rPr>
-              <w:t xml:space="preserve">Métaphysique : ni démontrable ni réfutable par l'expérience. À accepter comme prémisse, ou non.</w:t>
+              <w:t xml:space="preserve">Métaphysique. Hors de portée de l'expérience dans les deux sens : ni démontrable, ni réfutable. S'accepte comme point de départ, ou non — et tout le reste en dépend.</w:t>
             </w:r>
           </w:p>
         </w:tc>

--- a/livrables/lecons/2026-08-10_lecon-astrologie-karmique_01_cadrage-postulats-auteurs.docx
+++ b/livrables/lecons/2026-08-10_lecon-astrologie-karmique_01_cadrage-postulats-auteurs.docx
@@ -114,7 +114,7 @@
           <w:sz w:val="22"/>
           <w:szCs w:val="22"/>
         </w:rPr>
-        <w:t xml:space="preserve">d'où elle vient réellement — la réponse surprend, et elle est documentée ;</w:t>
+        <w:t xml:space="preserve">d'où elle vient réellement — la réponse est datable, et elle est documentée ;</w:t>
       </w:r>
     </w:p>
     <w:p>
@@ -1262,7 +1262,7 @@
                 <w:sz w:val="20"/>
                 <w:szCs w:val="20"/>
               </w:rPr>
-              <w:t xml:space="preserve">Le corpus ne prétend généralement pas à une causalité physique : il parle de correspondance symbolique.</w:t>
+              <w:t xml:space="preserve">Les trois auteurs de ce parcours ne revendiquent aucune causalité physique : ils parlent de correspondance symbolique.</w:t>
             </w:r>
           </w:p>
         </w:tc>
